--- a/astro-site/public/dl/guia-restaurante-casual/guia-restaurante-casual.docx
+++ b/astro-site/public/dl/guia-restaurante-casual/guia-restaurante-casual.docx
@@ -47,13 +47,9 @@
       </w:r>
     </w:p>
     <w:p>
-      <w:r>
-        <w:br w:type="page"/>
-      </w:r>
-    </w:p>
-    <w:p>
       <w:pPr>
         <w:pStyle w:val="Heading1"/>
+        <w:pageBreakBefore/>
       </w:pPr>
       <w:r>
         <w:t>1. Qué es un Restaurante Casual</w:t>
@@ -127,13 +123,9 @@
       </w:r>
     </w:p>
     <w:p>
-      <w:r>
-        <w:br w:type="page"/>
-      </w:r>
-    </w:p>
-    <w:p>
       <w:pPr>
         <w:pStyle w:val="Heading1"/>
+        <w:pageBreakBefore/>
       </w:pPr>
       <w:r>
         <w:t>2. El Mercado del Casual Dining en España 2026</w:t>
@@ -210,13 +202,9 @@
       </w:r>
     </w:p>
     <w:p>
-      <w:r>
-        <w:br w:type="page"/>
-      </w:r>
-    </w:p>
-    <w:p>
       <w:pPr>
         <w:pStyle w:val="Heading1"/>
+        <w:pageBreakBefore/>
       </w:pPr>
       <w:r>
         <w:t>3. Modelos de Negocio Casual</w:t>
@@ -280,13 +268,9 @@
       </w:r>
     </w:p>
     <w:p>
-      <w:r>
-        <w:br w:type="page"/>
-      </w:r>
-    </w:p>
-    <w:p>
       <w:pPr>
         <w:pStyle w:val="Heading1"/>
+        <w:pageBreakBefore/>
       </w:pPr>
       <w:r>
         <w:t>4. Estudio de Viabilidad y Plan Financiero</w:t>
@@ -427,13 +411,9 @@
       </w:r>
     </w:p>
     <w:p>
-      <w:r>
-        <w:br w:type="page"/>
-      </w:r>
-    </w:p>
-    <w:p>
       <w:pPr>
         <w:pStyle w:val="Heading1"/>
+        <w:pageBreakBefore/>
       </w:pPr>
       <w:r>
         <w:t>5. Requisitos Legales en España</w:t>
@@ -542,13 +522,9 @@
       </w:r>
     </w:p>
     <w:p>
-      <w:r>
-        <w:br w:type="page"/>
-      </w:r>
-    </w:p>
-    <w:p>
       <w:pPr>
         <w:pStyle w:val="Heading1"/>
+        <w:pageBreakBefore/>
       </w:pPr>
       <w:r>
         <w:t>6. APPCC y Seguridad Alimentaria</w:t>
@@ -641,13 +617,9 @@
       </w:r>
     </w:p>
     <w:p>
-      <w:r>
-        <w:br w:type="page"/>
-      </w:r>
-    </w:p>
-    <w:p>
       <w:pPr>
         <w:pStyle w:val="Heading1"/>
+        <w:pageBreakBefore/>
       </w:pPr>
       <w:r>
         <w:t>7. Ubicación y Local</w:t>
@@ -740,13 +712,9 @@
       </w:r>
     </w:p>
     <w:p>
-      <w:r>
-        <w:br w:type="page"/>
-      </w:r>
-    </w:p>
-    <w:p>
       <w:pPr>
         <w:pStyle w:val="Heading1"/>
+        <w:pageBreakBefore/>
       </w:pPr>
       <w:r>
         <w:t>8. Diseño de Cocina Profesional</w:t>
@@ -823,13 +791,9 @@
       </w:r>
     </w:p>
     <w:p>
-      <w:r>
-        <w:br w:type="page"/>
-      </w:r>
-    </w:p>
-    <w:p>
       <w:pPr>
         <w:pStyle w:val="Heading1"/>
+        <w:pageBreakBefore/>
       </w:pPr>
       <w:r>
         <w:t>9. Equipamiento de Cocina</w:t>
@@ -954,13 +918,9 @@
       </w:r>
     </w:p>
     <w:p>
-      <w:r>
-        <w:br w:type="page"/>
-      </w:r>
-    </w:p>
-    <w:p>
       <w:pPr>
         <w:pStyle w:val="Heading1"/>
+        <w:pageBreakBefore/>
       </w:pPr>
       <w:r>
         <w:t>10. Diseño de Sala para 80 Plazas</w:t>
@@ -1069,13 +1029,9 @@
       </w:r>
     </w:p>
     <w:p>
-      <w:r>
-        <w:br w:type="page"/>
-      </w:r>
-    </w:p>
-    <w:p>
       <w:pPr>
         <w:pStyle w:val="Heading1"/>
+        <w:pageBreakBefore/>
       </w:pPr>
       <w:r>
         <w:t>11. Mobiliario, Vajilla y Menaje</w:t>
@@ -1144,13 +1100,9 @@
       </w:r>
     </w:p>
     <w:p>
-      <w:r>
-        <w:br w:type="page"/>
-      </w:r>
-    </w:p>
-    <w:p>
       <w:pPr>
         <w:pStyle w:val="Heading1"/>
+        <w:pageBreakBefore/>
       </w:pPr>
       <w:r>
         <w:t>12. Carta de Bebidas y Coctelería</w:t>
@@ -1232,13 +1184,9 @@
       </w:r>
     </w:p>
     <w:p>
-      <w:r>
-        <w:br w:type="page"/>
-      </w:r>
-    </w:p>
-    <w:p>
       <w:pPr>
         <w:pStyle w:val="Heading1"/>
+        <w:pageBreakBefore/>
       </w:pPr>
       <w:r>
         <w:t>13. Brigada de Cocina (6-10 personas)</w:t>
@@ -1320,13 +1268,9 @@
       </w:r>
     </w:p>
     <w:p>
-      <w:r>
-        <w:br w:type="page"/>
-      </w:r>
-    </w:p>
-    <w:p>
       <w:pPr>
         <w:pStyle w:val="Heading1"/>
+        <w:pageBreakBefore/>
       </w:pPr>
       <w:r>
         <w:t>14. Equipo de Sala (6-8 personas)</w:t>
@@ -1435,13 +1379,9 @@
       </w:r>
     </w:p>
     <w:p>
-      <w:r>
-        <w:br w:type="page"/>
-      </w:r>
-    </w:p>
-    <w:p>
       <w:pPr>
         <w:pStyle w:val="Heading1"/>
+        <w:pageBreakBefore/>
       </w:pPr>
       <w:r>
         <w:t>15. Menú Engineering y Carta</w:t>
@@ -1542,13 +1482,9 @@
       </w:r>
     </w:p>
     <w:p>
-      <w:r>
-        <w:br w:type="page"/>
-      </w:r>
-    </w:p>
-    <w:p>
       <w:pPr>
         <w:pStyle w:val="Heading1"/>
+        <w:pageBreakBefore/>
       </w:pPr>
       <w:r>
         <w:t>16. Menú del Día y Ofertas</w:t>
@@ -1649,13 +1585,9 @@
       </w:r>
     </w:p>
     <w:p>
-      <w:r>
-        <w:br w:type="page"/>
-      </w:r>
-    </w:p>
-    <w:p>
       <w:pPr>
         <w:pStyle w:val="Heading1"/>
+        <w:pageBreakBefore/>
       </w:pPr>
       <w:r>
         <w:t>17. Delivery y Take Away</w:t>
@@ -1748,13 +1680,9 @@
       </w:r>
     </w:p>
     <w:p>
-      <w:r>
-        <w:br w:type="page"/>
-      </w:r>
-    </w:p>
-    <w:p>
       <w:pPr>
         <w:pStyle w:val="Heading1"/>
+        <w:pageBreakBefore/>
       </w:pPr>
       <w:r>
         <w:t>18. Terraza: Licencias y Rentabilidad</w:t>
@@ -1847,13 +1775,9 @@
       </w:r>
     </w:p>
     <w:p>
-      <w:r>
-        <w:br w:type="page"/>
-      </w:r>
-    </w:p>
-    <w:p>
       <w:pPr>
         <w:pStyle w:val="Heading1"/>
+        <w:pageBreakBefore/>
       </w:pPr>
       <w:r>
         <w:t>19. Marketing Digital y Redes Sociales</w:t>
@@ -1875,6 +1799,10 @@
     <w:p>
       <w:pPr>
         <w:pStyle w:val="ListNumber"/>
+        <w:numPr>
+          <w:ilvl w:val="0"/>
+          <w:numId w:val="10"/>
+        </w:numPr>
       </w:pPr>
       <w:r>
         <w:t>Google My Business: ficha optimizada con fotos profesionales, horarios, menú, reseñas. El 80% de búsquedas de restaurantes son locales.</w:t>
@@ -1883,6 +1811,10 @@
     <w:p>
       <w:pPr>
         <w:pStyle w:val="ListNumber"/>
+        <w:numPr>
+          <w:ilvl w:val="0"/>
+          <w:numId w:val="10"/>
+        </w:numPr>
       </w:pPr>
       <w:r>
         <w:t>Instagram: publicación diaria (platos, equipo, behind the scenes). Reels &gt; fotos estáticas.</w:t>
@@ -1891,6 +1823,10 @@
     <w:p>
       <w:pPr>
         <w:pStyle w:val="ListNumber"/>
+        <w:numPr>
+          <w:ilvl w:val="0"/>
+          <w:numId w:val="10"/>
+        </w:numPr>
       </w:pPr>
       <w:r>
         <w:t>TikTok: vídeos cortos de cocina, recetas, preparaciones. Alcance orgánico brutal para restaurantes.</w:t>
@@ -1899,6 +1835,10 @@
     <w:p>
       <w:pPr>
         <w:pStyle w:val="ListNumber"/>
+        <w:numPr>
+          <w:ilvl w:val="0"/>
+          <w:numId w:val="10"/>
+        </w:numPr>
       </w:pPr>
       <w:r>
         <w:t>TheFork / TripAdvisor: perfiles completos con fotos y respuesta a reseñas.</w:t>
@@ -1907,6 +1847,10 @@
     <w:p>
       <w:pPr>
         <w:pStyle w:val="ListNumber"/>
+        <w:numPr>
+          <w:ilvl w:val="0"/>
+          <w:numId w:val="10"/>
+        </w:numPr>
       </w:pPr>
       <w:r>
         <w:t>Web propia: menú actualizado, reservas online, SEO local.</w:t>
@@ -1970,13 +1914,9 @@
       </w:r>
     </w:p>
     <w:p>
-      <w:r>
-        <w:br w:type="page"/>
-      </w:r>
-    </w:p>
-    <w:p>
       <w:pPr>
         <w:pStyle w:val="Heading1"/>
+        <w:pageBreakBefore/>
       </w:pPr>
       <w:r>
         <w:t>20. Tecnología para Casual Dining</w:t>
@@ -2061,7 +2001,7 @@
       </w:r>
     </w:p>
     <w:sectPr>
-      <w:pgSz w:w="12240" w:h="15840"/>
+      <w:pgSz w:w="11906" w:h="16838"/>
       <w:pgMar w:top="1440" w:right="1800" w:bottom="1440" w:left="1800" w:header="720" w:footer="720" w:gutter="0"/>
       <w:cols w:space="720"/>
       <w:docGrid w:linePitch="360"/>
@@ -2269,6 +2209,12 @@
   </w:num>
   <w:num w:numId="9">
     <w:abstractNumId w:val="0"/>
+  </w:num>
+  <w:num w:numId="10">
+    <w:abstractNumId w:val="7"/>
+    <w:lvlOverride w:ilvl="0">
+      <w:startOverride w:val="1"/>
+    </w:lvlOverride>
   </w:num>
 </w:numbering>
 </file>
